--- a/Zerde_Konergen_sozder/Zertteu_kundeligi.docx
+++ b/Zerde_Konergen_sozder/Zertteu_kundeligi.docx
@@ -790,7 +790,7 @@
                 <w:sz w:val="22"/>
                 <w:szCs w:val="22"/>
               </w:rPr>
-              <w:t xml:space="preserve">Лексикология туралы еңбектерді (Ә. Болғанбайұлы мен Ғ. Қалиұлы, І. Кеңесбаев пен Ғ. Мусабаев, Р. Сыздықова) және тілдік ландшафт туралы мақаланы оқып, негізгі ойларын жазып алдым</w:t>
+              <w:t xml:space="preserve">Лексикология туралы еңбектерді (Ә. Болғанбайұлы мен Ғ. Қалиұлы, І. Кеңесбаев пен Ғ. Мусабаев, Р. Сыздықова) оқып, негізгі ойларын жазып алдым</w:t>
             </w:r>
           </w:p>
         </w:tc>
@@ -1210,7 +1210,7 @@
                 <w:sz w:val="22"/>
                 <w:szCs w:val="22"/>
               </w:rPr>
-              <w:t xml:space="preserve">2026 ж. қазан</w:t>
+              <w:t xml:space="preserve">2026 ж. қыркүйек</w:t>
             </w:r>
           </w:p>
         </w:tc>
@@ -1278,7 +1278,7 @@
                 <w:sz w:val="22"/>
                 <w:szCs w:val="22"/>
               </w:rPr>
-              <w:t xml:space="preserve">36 сөзді «Қазақ әдеби тілінің сөздігінен» тауып, белгісін жаздым</w:t>
+              <w:t xml:space="preserve">36 сөзді «Қазақ әдеби тілінің сөздігінен» тауып, белгісін, томын және анықтамасын жаздым</w:t>
             </w:r>
           </w:p>
         </w:tc>
@@ -1311,9 +1311,8 @@
                 <w:bCs w:val="false"/>
                 <w:sz w:val="22"/>
                 <w:szCs w:val="22"/>
-                <w:highlight w:val="yellow"/>
-              </w:rPr>
-              <w:t xml:space="preserve">[___]</w:t>
+              </w:rPr>
+              <w:t xml:space="preserve">«көн.» – 11, «тар.» – 5, белгісіз – 19</w:t>
             </w:r>
           </w:p>
         </w:tc>
@@ -1455,7 +1454,7 @@
                 <w:sz w:val="22"/>
                 <w:szCs w:val="22"/>
               </w:rPr>
-              <w:t xml:space="preserve">2026 ж. қазан</w:t>
+              <w:t xml:space="preserve">2026 ж. қыркүйек</w:t>
             </w:r>
           </w:p>
         </w:tc>
@@ -1523,7 +1522,7 @@
                 <w:sz w:val="22"/>
                 <w:szCs w:val="22"/>
               </w:rPr>
-              <w:t xml:space="preserve">36 сөзді egemen.kz және kaz.tengrinews.kz сайттарынан соңғы бір жыл бойынша іздеп, нәтиже санын және ең жаңа мысалды жаздым</w:t>
+              <w:t xml:space="preserve">Сөздерді egemen.kz сайтынан соңғы бір жыл бойынша іздеп, нәтиже санын және ең жаңа мысалды жаздым</w:t>
             </w:r>
           </w:p>
         </w:tc>
@@ -1556,9 +1555,8 @@
                 <w:bCs w:val="false"/>
                 <w:sz w:val="22"/>
                 <w:szCs w:val="22"/>
-                <w:highlight w:val="yellow"/>
-              </w:rPr>
-              <w:t xml:space="preserve">[___]</w:t>
+              </w:rPr>
+              <w:t xml:space="preserve">4 сөз, шамамен 33 нәтиже</w:t>
             </w:r>
           </w:p>
         </w:tc>
@@ -1700,7 +1698,7 @@
                 <w:sz w:val="22"/>
                 <w:szCs w:val="22"/>
               </w:rPr>
-              <w:t xml:space="preserve">2026 ж. қазан</w:t>
+              <w:t xml:space="preserve">2026 ж. қараша</w:t>
             </w:r>
           </w:p>
         </w:tc>
@@ -1734,7 +1732,7 @@
                 <w:sz w:val="22"/>
                 <w:szCs w:val="22"/>
               </w:rPr>
-              <w:t xml:space="preserve">Лингвистикалық серуен</w:t>
+              <w:t xml:space="preserve">Тестке дайындық</w:t>
             </w:r>
           </w:p>
         </w:tc>
@@ -1768,28 +1766,7 @@
                 <w:sz w:val="22"/>
                 <w:szCs w:val="22"/>
               </w:rPr>
-              <w:t xml:space="preserve">Ересек адаммен бірге </w:t>
-            </w:r>
-            <w:r>
-              <w:rPr>
-                <w:rFonts w:ascii="Times New Roman" w:cs="Times New Roman" w:eastAsia="Times New Roman" w:hAnsi="Times New Roman"/>
-                <w:b w:val="false"/>
-                <w:bCs w:val="false"/>
-                <w:sz w:val="22"/>
-                <w:szCs w:val="22"/>
-                <w:highlight w:val="yellow"/>
-              </w:rPr>
-              <w:t xml:space="preserve">[көше, аудан атауы]</w:t>
-            </w:r>
-            <w:r>
-              <w:rPr>
-                <w:rFonts w:ascii="Times New Roman" w:cs="Times New Roman" w:eastAsia="Times New Roman" w:hAnsi="Times New Roman"/>
-                <w:b w:val="false"/>
-                <w:bCs w:val="false"/>
-                <w:sz w:val="22"/>
-                <w:szCs w:val="22"/>
-              </w:rPr>
-              <w:t xml:space="preserve"> аралап, көне сөз бар жазуларды суретке түсірдім</w:t>
+              <w:t xml:space="preserve">Жетекшім екеуміз 12 сөзден тест парағын және келісім парақтарын дайындадық</w:t>
             </w:r>
           </w:p>
         </w:tc>
@@ -1822,9 +1799,8 @@
                 <w:bCs w:val="false"/>
                 <w:sz w:val="22"/>
                 <w:szCs w:val="22"/>
-                <w:highlight w:val="yellow"/>
-              </w:rPr>
-              <w:t xml:space="preserve">[___]</w:t>
+              </w:rPr>
+              <w:t xml:space="preserve">Ә, Б қосымшалары</w:t>
             </w:r>
           </w:p>
         </w:tc>
@@ -2000,7 +1976,7 @@
                 <w:sz w:val="22"/>
                 <w:szCs w:val="22"/>
               </w:rPr>
-              <w:t xml:space="preserve">Тестке дайындық</w:t>
+              <w:t xml:space="preserve">Үш буынға тест жүргізу</w:t>
             </w:r>
           </w:p>
         </w:tc>
@@ -2034,7 +2010,7 @@
                 <w:sz w:val="22"/>
                 <w:szCs w:val="22"/>
               </w:rPr>
-              <w:t xml:space="preserve">Жетекшім екеуміз 12 сөзден тест парағын және келісім парақтарын дайындадық</w:t>
+              <w:t xml:space="preserve">Оқушылардан, ата-аналардан және ата-әжелерден 6 адамнан келісім алып, тест жүргіздім</w:t>
             </w:r>
           </w:p>
         </w:tc>
@@ -2068,7 +2044,7 @@
                 <w:sz w:val="22"/>
                 <w:szCs w:val="22"/>
               </w:rPr>
-              <w:t xml:space="preserve">Б, В қосымшалары</w:t>
+              <w:t xml:space="preserve">7 қатысушы</w:t>
             </w:r>
           </w:p>
         </w:tc>
@@ -2244,7 +2220,7 @@
                 <w:sz w:val="22"/>
                 <w:szCs w:val="22"/>
               </w:rPr>
-              <w:t xml:space="preserve">Үш буынға тест жүргізу</w:t>
+              <w:t xml:space="preserve">Нәтижелерді өңдеу</w:t>
             </w:r>
           </w:p>
         </w:tc>
@@ -2278,7 +2254,7 @@
                 <w:sz w:val="22"/>
                 <w:szCs w:val="22"/>
               </w:rPr>
-              <w:t xml:space="preserve">Оқушылардан, ата-аналардан және ата-әжелерден 6 адамнан келісім алып, тест жүргіздім</w:t>
+              <w:t xml:space="preserve">Әр сөздің мәртебесін анықтадым, кестелер мен диаграммалар жасадым, болжамды тексердім</w:t>
             </w:r>
           </w:p>
         </w:tc>
@@ -2311,9 +2287,8 @@
                 <w:bCs w:val="false"/>
                 <w:sz w:val="22"/>
                 <w:szCs w:val="22"/>
-                <w:highlight w:val="yellow"/>
-              </w:rPr>
-              <w:t xml:space="preserve">[___]</w:t>
+              </w:rPr>
+              <w:t xml:space="preserve">4–6-кестелер, 4–7-суреттер</w:t>
             </w:r>
           </w:p>
         </w:tc>
@@ -2489,7 +2464,7 @@
                 <w:sz w:val="22"/>
                 <w:szCs w:val="22"/>
               </w:rPr>
-              <w:t xml:space="preserve">Нәтижелерді өңдеу</w:t>
+              <w:t xml:space="preserve">«Көне сөз – жаңа тыныс» мини-сөздігін жасау</w:t>
             </w:r>
           </w:p>
         </w:tc>
@@ -2523,7 +2498,7 @@
                 <w:sz w:val="22"/>
                 <w:szCs w:val="22"/>
               </w:rPr>
-              <w:t xml:space="preserve">Әр сөздің мәртебесін анықтадым, кестелер мен диаграммалар жасадым, болжамды тексердім</w:t>
+              <w:t xml:space="preserve">36 сөзге «сөз паспортын» жасадым: мағынасы, түрі, мәртебесі, бүгінгі мысалы</w:t>
             </w:r>
           </w:p>
         </w:tc>
@@ -2557,7 +2532,7 @@
                 <w:sz w:val="22"/>
                 <w:szCs w:val="22"/>
               </w:rPr>
-              <w:t xml:space="preserve">4–7-кестелер, 4–7-суреттер</w:t>
+              <w:t xml:space="preserve">Мини-сөздік (В қосымшасы)</w:t>
             </w:r>
           </w:p>
         </w:tc>
@@ -2733,7 +2708,7 @@
                 <w:sz w:val="22"/>
                 <w:szCs w:val="22"/>
               </w:rPr>
-              <w:t xml:space="preserve">«Көне сөз – жаңа тыныс» мини-сөздігін жасау</w:t>
+              <w:t xml:space="preserve">Жұмысты жазу және рефлексия</w:t>
             </w:r>
           </w:p>
         </w:tc>
@@ -2767,7 +2742,7 @@
                 <w:sz w:val="22"/>
                 <w:szCs w:val="22"/>
               </w:rPr>
-              <w:t xml:space="preserve">36 сөзге «сөз паспортын» жасадым: мағынасы, түрі, мәртебесі, бүгінгі мысалы</w:t>
+              <w:t xml:space="preserve">Кіріспе, бөлімдер, қорытынды және рефлексия жаздым, антиплагиаттан тексердім</w:t>
             </w:r>
           </w:p>
         </w:tc>
@@ -2801,7 +2776,7 @@
                 <w:sz w:val="22"/>
                 <w:szCs w:val="22"/>
               </w:rPr>
-              <w:t xml:space="preserve">Мини-сөздік (Г қосымшасы)</w:t>
+              <w:t xml:space="preserve">Жұмыс мәтіні, аннотация</w:t>
             </w:r>
           </w:p>
         </w:tc>
@@ -2910,250 +2885,6 @@
                 <w:szCs w:val="22"/>
               </w:rPr>
               <w:t xml:space="preserve">11</w:t>
-            </w:r>
-          </w:p>
-        </w:tc>
-        <w:tc>
-          <w:tcPr>
-            <w:tcW w:type="dxa" w:w="1311"/>
-            <w:tcBorders>
-              <w:top w:val="single" w:color="000000" w:sz="4"/>
-              <w:left w:val="single" w:color="000000" w:sz="4"/>
-              <w:bottom w:val="single" w:color="000000" w:sz="4"/>
-              <w:right w:val="single" w:color="000000" w:sz="4"/>
-            </w:tcBorders>
-            <w:tcMar>
-              <w:top w:type="dxa" w:w="40"/>
-              <w:left w:type="dxa" w:w="80"/>
-              <w:bottom w:type="dxa" w:w="40"/>
-              <w:right w:type="dxa" w:w="80"/>
-            </w:tcMar>
-            <w:vAlign w:val="center"/>
-          </w:tcPr>
-          <w:p>
-            <w:pPr>
-              <w:spacing w:line="240"/>
-              <w:jc w:val="left"/>
-            </w:pPr>
-            <w:r>
-              <w:rPr>
-                <w:rFonts w:ascii="Times New Roman" w:cs="Times New Roman" w:eastAsia="Times New Roman" w:hAnsi="Times New Roman"/>
-                <w:b w:val="false"/>
-                <w:bCs w:val="false"/>
-                <w:sz w:val="22"/>
-                <w:szCs w:val="22"/>
-              </w:rPr>
-              <w:t xml:space="preserve">2026 ж. қараша</w:t>
-            </w:r>
-          </w:p>
-        </w:tc>
-        <w:tc>
-          <w:tcPr>
-            <w:tcW w:type="dxa" w:w="2476"/>
-            <w:tcBorders>
-              <w:top w:val="single" w:color="000000" w:sz="4"/>
-              <w:left w:val="single" w:color="000000" w:sz="4"/>
-              <w:bottom w:val="single" w:color="000000" w:sz="4"/>
-              <w:right w:val="single" w:color="000000" w:sz="4"/>
-            </w:tcBorders>
-            <w:tcMar>
-              <w:top w:type="dxa" w:w="40"/>
-              <w:left w:type="dxa" w:w="80"/>
-              <w:bottom w:type="dxa" w:w="40"/>
-              <w:right w:type="dxa" w:w="80"/>
-            </w:tcMar>
-            <w:vAlign w:val="center"/>
-          </w:tcPr>
-          <w:p>
-            <w:pPr>
-              <w:spacing w:line="240"/>
-              <w:jc w:val="left"/>
-            </w:pPr>
-            <w:r>
-              <w:rPr>
-                <w:rFonts w:ascii="Times New Roman" w:cs="Times New Roman" w:eastAsia="Times New Roman" w:hAnsi="Times New Roman"/>
-                <w:b w:val="false"/>
-                <w:bCs w:val="false"/>
-                <w:sz w:val="22"/>
-                <w:szCs w:val="22"/>
-              </w:rPr>
-              <w:t xml:space="preserve">Жұмысты жазу және рефлексия</w:t>
-            </w:r>
-          </w:p>
-        </w:tc>
-        <w:tc>
-          <w:tcPr>
-            <w:tcW w:type="dxa" w:w="3642"/>
-            <w:tcBorders>
-              <w:top w:val="single" w:color="000000" w:sz="4"/>
-              <w:left w:val="single" w:color="000000" w:sz="4"/>
-              <w:bottom w:val="single" w:color="000000" w:sz="4"/>
-              <w:right w:val="single" w:color="000000" w:sz="4"/>
-            </w:tcBorders>
-            <w:tcMar>
-              <w:top w:type="dxa" w:w="40"/>
-              <w:left w:type="dxa" w:w="80"/>
-              <w:bottom w:type="dxa" w:w="40"/>
-              <w:right w:type="dxa" w:w="80"/>
-            </w:tcMar>
-            <w:vAlign w:val="center"/>
-          </w:tcPr>
-          <w:p>
-            <w:pPr>
-              <w:spacing w:line="240"/>
-              <w:jc w:val="left"/>
-            </w:pPr>
-            <w:r>
-              <w:rPr>
-                <w:rFonts w:ascii="Times New Roman" w:cs="Times New Roman" w:eastAsia="Times New Roman" w:hAnsi="Times New Roman"/>
-                <w:b w:val="false"/>
-                <w:bCs w:val="false"/>
-                <w:sz w:val="22"/>
-                <w:szCs w:val="22"/>
-              </w:rPr>
-              <w:t xml:space="preserve">Кіріспе, бөлімдер, қорытынды және рефлексия жаздым, антиплагиаттан тексердім</w:t>
-            </w:r>
-          </w:p>
-        </w:tc>
-        <w:tc>
-          <w:tcPr>
-            <w:tcW w:type="dxa" w:w="3059"/>
-            <w:tcBorders>
-              <w:top w:val="single" w:color="000000" w:sz="4"/>
-              <w:left w:val="single" w:color="000000" w:sz="4"/>
-              <w:bottom w:val="single" w:color="000000" w:sz="4"/>
-              <w:right w:val="single" w:color="000000" w:sz="4"/>
-            </w:tcBorders>
-            <w:tcMar>
-              <w:top w:type="dxa" w:w="40"/>
-              <w:left w:type="dxa" w:w="80"/>
-              <w:bottom w:type="dxa" w:w="40"/>
-              <w:right w:type="dxa" w:w="80"/>
-            </w:tcMar>
-            <w:vAlign w:val="center"/>
-          </w:tcPr>
-          <w:p>
-            <w:pPr>
-              <w:spacing w:line="240"/>
-              <w:jc w:val="left"/>
-            </w:pPr>
-            <w:r>
-              <w:rPr>
-                <w:rFonts w:ascii="Times New Roman" w:cs="Times New Roman" w:eastAsia="Times New Roman" w:hAnsi="Times New Roman"/>
-                <w:b w:val="false"/>
-                <w:bCs w:val="false"/>
-                <w:sz w:val="22"/>
-                <w:szCs w:val="22"/>
-              </w:rPr>
-              <w:t xml:space="preserve">Жұмыс мәтіні, аннотация</w:t>
-            </w:r>
-          </w:p>
-        </w:tc>
-        <w:tc>
-          <w:tcPr>
-            <w:tcW w:type="dxa" w:w="2622"/>
-            <w:tcBorders>
-              <w:top w:val="single" w:color="000000" w:sz="4"/>
-              <w:left w:val="single" w:color="000000" w:sz="4"/>
-              <w:bottom w:val="single" w:color="000000" w:sz="4"/>
-              <w:right w:val="single" w:color="000000" w:sz="4"/>
-            </w:tcBorders>
-            <w:tcMar>
-              <w:top w:type="dxa" w:w="40"/>
-              <w:left w:type="dxa" w:w="80"/>
-              <w:bottom w:type="dxa" w:w="40"/>
-              <w:right w:type="dxa" w:w="80"/>
-            </w:tcMar>
-            <w:vAlign w:val="center"/>
-          </w:tcPr>
-          <w:p>
-            <w:pPr>
-              <w:spacing w:line="240"/>
-              <w:jc w:val="left"/>
-            </w:pPr>
-            <w:r>
-              <w:rPr>
-                <w:rFonts w:ascii="Times New Roman" w:cs="Times New Roman" w:eastAsia="Times New Roman" w:hAnsi="Times New Roman"/>
-                <w:b w:val="false"/>
-                <w:bCs w:val="false"/>
-                <w:sz w:val="22"/>
-                <w:szCs w:val="22"/>
-                <w:highlight w:val="yellow"/>
-              </w:rPr>
-              <w:t xml:space="preserve">[___]</w:t>
-            </w:r>
-          </w:p>
-        </w:tc>
-        <w:tc>
-          <w:tcPr>
-            <w:tcW w:type="dxa" w:w="878"/>
-            <w:tcBorders>
-              <w:top w:val="single" w:color="000000" w:sz="4"/>
-              <w:left w:val="single" w:color="000000" w:sz="4"/>
-              <w:bottom w:val="single" w:color="000000" w:sz="4"/>
-              <w:right w:val="single" w:color="000000" w:sz="4"/>
-            </w:tcBorders>
-            <w:tcMar>
-              <w:top w:type="dxa" w:w="40"/>
-              <w:left w:type="dxa" w:w="80"/>
-              <w:bottom w:type="dxa" w:w="40"/>
-              <w:right w:type="dxa" w:w="80"/>
-            </w:tcMar>
-            <w:vAlign w:val="center"/>
-          </w:tcPr>
-          <w:p>
-            <w:pPr>
-              <w:spacing w:line="240"/>
-              <w:jc w:val="center"/>
-            </w:pPr>
-            <w:r>
-              <w:rPr>
-                <w:rFonts w:ascii="Times New Roman" w:cs="Times New Roman" w:eastAsia="Times New Roman" w:hAnsi="Times New Roman"/>
-                <w:b w:val="false"/>
-                <w:bCs w:val="false"/>
-                <w:sz w:val="22"/>
-                <w:szCs w:val="22"/>
-              </w:rPr>
-              <w:t xml:space="preserve">–</w:t>
-            </w:r>
-          </w:p>
-        </w:tc>
-      </w:tr>
-      <w:tr>
-        <w:trPr>
-          <w:cantSplit/>
-        </w:trPr>
-        <w:tc>
-          <w:tcPr>
-            <w:tcW w:type="dxa" w:w="582"/>
-            <w:tcBorders>
-              <w:top w:val="single" w:color="000000" w:sz="4"/>
-              <w:left w:val="single" w:color="000000" w:sz="4"/>
-              <w:bottom w:val="single" w:color="000000" w:sz="4"/>
-              <w:right w:val="single" w:color="000000" w:sz="4"/>
-            </w:tcBorders>
-            <w:tcMar>
-              <w:top w:type="dxa" w:w="40"/>
-              <w:left w:type="dxa" w:w="80"/>
-              <w:bottom w:type="dxa" w:w="40"/>
-              <w:right w:type="dxa" w:w="80"/>
-            </w:tcMar>
-            <w:vAlign w:val="center"/>
-          </w:tcPr>
-          <w:p>
-            <w:pPr>
-              <w:spacing w:line="240"/>
-              <w:jc w:val="center"/>
-            </w:pPr>
-            <w:r>
-              <w:rPr>
-                <w:rFonts w:ascii="Times New Roman" w:cs="Times New Roman" w:eastAsia="Times New Roman" w:hAnsi="Times New Roman"/>
-                <w:b w:val="false"/>
-                <w:bCs w:val="false"/>
-                <w:sz w:val="22"/>
-                <w:szCs w:val="22"/>
-              </w:rPr>
-              <w:t xml:space="preserve">12</w:t>
             </w:r>
           </w:p>
         </w:tc>

--- a/Zerde_Konergen_sozder/Zertteu_kundeligi.docx
+++ b/Zerde_Konergen_sozder/Zertteu_kundeligi.docx
@@ -1522,7 +1522,7 @@
                 <w:sz w:val="22"/>
                 <w:szCs w:val="22"/>
               </w:rPr>
-              <w:t xml:space="preserve">Сөздерді egemen.kz сайтынан соңғы бір жыл бойынша іздеп, нәтиже санын және ең жаңа мысалды жаздым</w:t>
+              <w:t xml:space="preserve">Әскери топтағы 4 сөзді egemen.kz сайтынан соңғы бір жыл бойынша іздеп, нәтиже санын және ең жаңа мысалды жаздым</w:t>
             </w:r>
           </w:p>
         </w:tc>
@@ -2254,7 +2254,7 @@
                 <w:sz w:val="22"/>
                 <w:szCs w:val="22"/>
               </w:rPr>
-              <w:t xml:space="preserve">Әр сөздің мәртебесін анықтадым, кестелер мен диаграммалар жасадым, болжамды тексердім</w:t>
+              <w:t xml:space="preserve">Кестелер мен диаграммалар жасадым, сөздік, баспасөз және тест нәтижелерін салыстырып, болжамды тексердім</w:t>
             </w:r>
           </w:p>
         </w:tc>
@@ -2288,7 +2288,7 @@
                 <w:sz w:val="22"/>
                 <w:szCs w:val="22"/>
               </w:rPr>
-              <w:t xml:space="preserve">4–6-кестелер, 4–7-суреттер</w:t>
+              <w:t xml:space="preserve">4–5-кестелер, 4–5-суреттер</w:t>
             </w:r>
           </w:p>
         </w:tc>
@@ -2498,7 +2498,7 @@
                 <w:sz w:val="22"/>
                 <w:szCs w:val="22"/>
               </w:rPr>
-              <w:t xml:space="preserve">36 сөзге «сөз паспортын» жасадым: мағынасы, түрі, мәртебесі, бүгінгі мысалы</w:t>
+              <w:t xml:space="preserve">36 сөзге «сөз паспортын» жасадым: мағынасы, түрі, сөздіктегі белгісі, бүгінгі мысалы</w:t>
             </w:r>
           </w:p>
         </w:tc>
